--- a/docs/content/power_and_error/power_and_error_activity.docx
+++ b/docs/content/power_and_error/power_and_error_activity.docx
@@ -7,7 +7,7 @@
         <w:pStyle w:val="Title"/>
       </w:pPr>
       <w:r>
-        <w:t xml:space="preserve">Power and Type I &amp; II Error</w:t>
+        <w:t xml:space="preserve">Activity: Power and Type I &amp; II Error</w:t>
       </w:r>
     </w:p>
     <w:p>
@@ -26,13 +26,13 @@
         <w:t xml:space="preserve">Bill Perry</w:t>
       </w:r>
     </w:p>
-    <w:bookmarkStart w:id="10" w:name="worksheet-7-power-and-type-i-ii-error"/>
+    <w:bookmarkStart w:id="10" w:name="worksheet-power-and-type-i-ii-error"/>
     <w:p>
       <w:pPr>
         <w:pStyle w:val="Heading1"/>
       </w:pPr>
       <w:r>
-        <w:t xml:space="preserve">Worksheet 7: Power and Type I &amp; II Error</w:t>
+        <w:t xml:space="preserve">Worksheet: Power and Type I &amp; II Error</w:t>
       </w:r>
     </w:p>
     <w:p>
@@ -2199,7 +2199,7 @@
         <w:pStyle w:val="BodyText"/>
       </w:pPr>
       <w:r>
-        <w:t xml:space="preserve">Deciding between the standard t-test (equal variances) and Welch’s t-test (unequal variances) depends on a Levene’s test result — review Worksheet 6 if you need a refresher.</w:t>
+        <w:t xml:space="preserve">Deciding between the standard t-test (equal variances) and Welch’s t-test (unequal variances) depends on a Levene’s test result — review the T-Tests worksheet if you need a refresher.</w:t>
       </w:r>
     </w:p>
     <w:p>
@@ -9031,7 +9031,7 @@
       <w:b/>
       <w:color w:themeColor="accent1" w:themeShade="BF" w:val="0F4761"/>
       <w:sz w:val="28"/>
-      <w:szCs w:val="40"/>
+      <w:szCs w:val="28"/>
     </w:rPr>
   </w:style>
   <w:style w:styleId="Heading2" w:type="paragraph">
@@ -9053,7 +9053,7 @@
     <w:rPr>
       <w:rFonts w:asciiTheme="majorHAnsi" w:cstheme="majorBidi" w:eastAsiaTheme="majorEastAsia" w:hAnsiTheme="majorHAnsi"/>
       <w:color w:themeColor="accent1" w:themeShade="BF" w:val="0F4761"/>
-      <w:szCs w:val="32"/>
+      <w:szCs w:val="28"/>
     </w:rPr>
   </w:style>
   <w:style w:styleId="Heading3" w:type="paragraph">
@@ -9365,8 +9365,8 @@
       <w:rFonts w:asciiTheme="majorHAnsi" w:cstheme="majorBidi" w:eastAsiaTheme="majorEastAsia" w:hAnsiTheme="majorHAnsi"/>
       <w:spacing w:val="-10"/>
       <w:kern w:val="28"/>
-      <w:sz w:val="56"/>
-      <w:szCs w:val="56"/>
+      <w:sz w:val="28"/>
+      <w:szCs w:val="28"/>
     </w:rPr>
   </w:style>
   <w:style w:customStyle="1" w:styleId="TitleChar" w:type="character">
@@ -9379,8 +9379,8 @@
       <w:rFonts w:asciiTheme="majorHAnsi" w:cstheme="majorBidi" w:eastAsiaTheme="majorEastAsia" w:hAnsiTheme="majorHAnsi"/>
       <w:spacing w:val="-10"/>
       <w:kern w:val="28"/>
-      <w:sz w:val="56"/>
-      <w:szCs w:val="56"/>
+      <w:sz w:val="28"/>
+      <w:szCs w:val="28"/>
     </w:rPr>
   </w:style>
   <w:style w:styleId="Subtitle" w:type="paragraph">

--- a/docs/content/power_and_error/power_and_error_activity.docx
+++ b/docs/content/power_and_error/power_and_error_activity.docx
@@ -7108,7 +7108,7 @@
         <w:rPr>
           <w:rStyle w:val="VerbatimChar"/>
         </w:rPr>
-        <w:t xml:space="preserve">"steelblue"</w:t>
+        <w:t xml:space="preserve">"darkblue"</w:t>
       </w:r>
       <w:r>
         <w:t xml:space="preserve">,</w:t>
